--- a/9.14媒体信息摘报.docx
+++ b/9.14媒体信息摘报.docx
@@ -54,7 +54,7 @@
           <w:b w:val="0"/>
           <w:sz w:val="32"/>
         </w:rPr>
-        <w:t>江西日报报道：江西在全省73个县（市）中科学选定首批经济强县、农业强县、文旅美县、生态名县共25个，构建以点带面发展格局，首批7个经济强县2025年贡献全省十分之一以上经济总量。首批经济强县通过四个机制蹚出县域特色优势产业发展之路。一是创新服务机制：贵溪经开区推行"片区长+网格长+网格员"三级联动，创新"企业投产一件事"场景，审批效率提高50%以上；信丰县对标深圳打造"信速办"品牌，"免申即享"事项占比由56%提升至87%；南昌县制造业专班实行"半小时响应+全程代办"；樟树市升级"药都政企会客厅"，27名驻企服务专员随叫随到。二是做强链主集群：坚持"一县一主业"，南昌县以江铃集团为链主聚集300余家配套企业，2025年汽车及装备产业链产值达748.56亿元；贵溪市以江铜贵溪冶炼厂为链主，带动160家规上铜企业实现营业收入3362亿元。三是深化数智转型：玉山县整县上云获批省级试点；江铃控股焊装车间自动化率达92%，每千台车停机时间从100分钟压到10.5分钟；丰城245家规上企业实施数字化改造，改造率约86%。四是强化创新驱动：丰城把3毫米铜丝延展成4.5微米电子铜箔，湖口下水国内首制万吨级纯电动智能海船，樟树为"樟树枳壳"刻上区块链数字身份证。报道按优势跃迁型、资源转化型、借势突围型对7县分类施策，提出绘制价值链图谱锚定"微笑曲线"高附加值环节、实施"一县一品"区域品牌培育计划、推进知识产权质押融资和科技保险投贷联动等建议。</w:t>
+        <w:t>江西日报报道：江西在全省73个县（市）中科学选定首批经济强县、农业强县、文旅美县、生态名县共25个，首批7个经济强县2025年贡献全省十分之一以上经济总量。首批经济强县通过四个机制蹚出县域特色优势产业发展之路。一是创新服务机制：贵溪经开区推行"片区长+网格长+网格员"三级联动，创新"企业投产一件事"场景，审批效率提高50%以上；信丰县对标深圳打造"信速办"品牌，"免申即享"事项占比由56%提升至87%；南昌县制造业专班实行"半小时响应+全程代办"；樟树市升级"药都政企会客厅"，27名驻企服务专员随叫随到。二是做强链主集群：坚持"一县一主业"，南昌县以江铃集团为链主聚集300余家配套企业，2025年汽车及装备产业链产值达748.56亿元；贵溪市以江铜贵溪冶炼厂为链主，带动160家规上铜企业实现营业收入3362亿元。三是深化数智转型：玉山县整县上云获批省级试点；江铃控股焊装车间自动化率达92%，每千台车停机时间从100分钟压到10.5分钟；丰城245家规上企业实施数字化改造，改造率约86%。四是强化创新驱动：丰城把3毫米铜丝延展成4.5微米电子铜箔，湖口下水国内首制万吨级纯电动智能海船，樟树为"樟树枳壳"刻上区块链数字身份证。报道按优势跃迁型、资源转化型、借势突围型对7县分类施策，提出绘制价值链图谱锚定"微笑曲线"高附加值环节、实施"一县一品"区域品牌培育计划、推进知识产权质押融资和科技保险投贷联动等建议。</w:t>
       </w:r>
     </w:p>
     <w:p>
@@ -192,7 +192,7 @@
           <w:b w:val="0"/>
           <w:sz w:val="32"/>
         </w:rPr>
-        <w:t>安徽日报报道：阜阳市颍上县围绕"延链、补链、强链"主线，依托龙头企业带动构建光电器件产业完整链条。一是构建全链条布局：依托翔胜科技、金泰光机电、特锐祥电子等龙头企业，构建起"上游光电原材料和装备—中游面板及模组生产—下游智能电子终端"的完整产业链条，全县集聚电子信息产业上下游企业160余家，2025年产业营收达122.3亿元。二是核心技术攻关：翔胜科技高端电阻、特锐祥高端电容及薄膜电容、觅拓材料光刻胶光敏剂等产品技术均达国际先进水平；集群攻克国内35项"卡脖子"技术中的3项，拥有国家级创新平台2家，每万人发明专利达25件。三是嵌入龙头配套体系：集群企业与中国电子、华为、京东方、比亚迪、TCL等龙头企业协同配套，按照"整机—零部件—关键工艺—产业集群—产业基地"发展路径，重点打造"端""屏""件"三大领域。四是营商环境配套：园区推行"帮办代办"服务，设立"一站式服务"窗口，承接上级下放赋权事项24项，从企业开办到项目建设全程"一窗受理、一站办结"；推行"基金招商"模式，设立科技产业投资基金、招商投资基金，实行"政府引导、专业机构管理、市场化运作"，以股权投资撬动社会资本，服务升级为基金赋能、技术攻关、用工保障、物流兜底的全周期保障。2024年9月该集群获批国家级中小企业特色产业集群，现已集聚国家级专精特新"小巨人"企业3家、省级专精特新企业23家、高新技术企业49家，力争到"十五五"末主导产业年产值突破150亿元。</w:t>
+        <w:t>安徽日报报道：阜阳市颍上县围绕"延链、补链、强链"主线，依托龙头企业带动构建光电器件产业完整链条。一是构建全链条布局：依托翔胜科技、金泰光机电、特锐祥电子等龙头企业，构建起"上游光电原材料和装备—中游面板及模组生产—下游智能电子终端"的完整产业链条，全县集聚电子信息产业上下游企业160余家，2025年产业营收达122.3亿元。二是核心技术攻关：翔胜科技高端电阻、特锐祥高端电容及薄膜电容、觅拓材料光刻胶光敏剂等产品技术均达国际先进水平；集群攻克国内35项"卡脖子"技术中的3项，拥有国家级创新平台2家，每万人发明专利达25件。三是嵌入龙头配套体系：集群企业与中国电子、华为、京东方、比亚迪、TCL等龙头企业协同配套，按照"整机—零部件—关键工艺—产业集群—产业基地"发展路径，重点打造"端""屏""件"三大领域。四是营商环境配套：园区推行"帮办代办"服务，设立"一站式服务"窗口，承接上级下放赋权事项24项，从企业开办到项目建设全程"一窗受理、一站办结"；推行"基金招商"模式，设立科技产业投资基金、招商投资基金，实行"政府引导、专业机构管理、市场化运作"，以股权投资撬动社会资本，服务升级为基金赋能、技术攻关、用工保障的全周期保障。2024年9月该集群获批国家级中小企业特色产业集群，现已集聚国家级专精特新"小巨人"企业3家、省级专精特新企业23家、高新技术企业49家，力争到"十五五"末主导产业年产值突破150亿元。</w:t>
       </w:r>
     </w:p>
     <w:p>
@@ -330,7 +330,7 @@
           <w:b w:val="0"/>
           <w:sz w:val="32"/>
         </w:rPr>
-        <w:t>四川日报刊文梳理四川融入全国统一大市场的改革路径。制度与要素领域的具体做法包括：一是完善市场基础制度，出台《四川省社会信用条例》，构建产权保护、市场准入、公平竞争、社会信用四大基础性制度省级框架，推行异地同标改革，实现川渝营业执照异地互办互发，落地"信易贷""信用代证"。二是深化要素市场化改革，19个试点县累计入市农村集体经营性建设用地133宗、1591亩；出台全国首个省级专业性人力资源市场建设指导文件，357项高频民生事项实现川渝异地通办；深化天府（四川）联合股权交易中心改革，实施"融雪行动"；在国家电网经营区内率先完成电力交易机构股份制改造，实现川渝电力余缺互济；设立全国首个省级水权交易服务中心。三是构建现代流通体系，2025年中欧班列（成渝）开行量超5000列，品牌整合以来累计开行超2.6万列。四是迭代市场监管体系，落实"首违免罚""轻微不罚"容错机制，将招投标、政府采购、招商引资作为公平竞争审查重点。五是推进川渝市场一体化，"川渝通办"持续扩容，医疗检查检验互认301项，川渝高竹新区探索形成经济区与行政区适度分离100余项改革创新成果。针对地方保护、要素错配、流通短板等堵点，文章提出：引入省级第三方常态化评估公平竞争审查并纳入地方绩效考核，建立重大招商项目省级提级报备审查，搭建全省建设用地指标线上交易平台，推动专业技术职称跨市域互认，全面推广多式联运"一单制""一箱制"，出台全省统一处罚裁量细则整治同案不同罚。</w:t>
+        <w:t>四川日报刊文梳理四川融入全国统一大市场的改革路径。制度与要素领域的具体做法包括：一是完善市场基础制度，出台《四川省社会信用条例》，构建产权保护、市场准入、公平竞争、社会信用四大基础性制度省级框架，推行异地同标改革，实现川渝营业执照异地互办互发，落地"信易贷""信用代证"。二是深化要素市场化改革，19个试点县累计入市农村集体经营性建设用地133宗、1591亩；出台全国首个省级专业性人力资源市场建设指导文件，357项高频民生事项实现川渝异地通办；深化天府（四川）联合股权交易中心改革，实施"融雪行动"；在国家电网经营区内率先完成电力交易机构股份制改造，实现川渝电力余缺互济；设立全国首个省级水权交易服务中心。三是构建现代流通体系，2025年中欧班列（成渝）开行量超5000列，品牌整合以来累计开行超2.6万列。四是迭代市场监管体系，落实"首违免罚""轻微不罚"容错机制，将招投标、政府采购、招商引资作为公平竞争审查重点。五是推进川渝市场一体化，"川渝通办"持续扩容，医疗检查检验互认301项，川渝高竹新区探索形成经济区与行政区适度分离100余项改革创新成果。针对地方保护、要素错配、流通短板等堵点，文章提出：引入省级第三方常态化评估公平竞争审查并纳入绩效考核，建立重大招商项目省级提级报备审查，搭建建设用地指标线上交易平台，推动职称跨市域互认，推广多式联运"一单制""一箱制"，出台全省统一处罚裁量细则整治同案不同罚。</w:t>
       </w:r>
     </w:p>
     <w:p>

--- a/9.14媒体信息摘报.docx
+++ b/9.14媒体信息摘报.docx
@@ -192,7 +192,7 @@
           <w:b w:val="0"/>
           <w:sz w:val="32"/>
         </w:rPr>
-        <w:t>安徽日报报道：阜阳市颍上县围绕"延链、补链、强链"主线，依托龙头企业带动构建光电器件产业完整链条。一是构建全链条布局：依托翔胜科技、金泰光机电、特锐祥电子等龙头企业，构建起"上游光电原材料和装备—中游面板及模组生产—下游智能电子终端"的完整产业链条，全县集聚电子信息产业上下游企业160余家，2025年产业营收达122.3亿元。二是核心技术攻关：翔胜科技高端电阻、特锐祥高端电容及薄膜电容、觅拓材料光刻胶光敏剂等产品技术均达国际先进水平；集群攻克国内35项"卡脖子"技术中的3项，拥有国家级创新平台2家，每万人发明专利达25件。三是嵌入龙头配套体系：集群企业与中国电子、华为、京东方、比亚迪、TCL等龙头企业协同配套，按照"整机—零部件—关键工艺—产业集群—产业基地"发展路径，重点打造"端""屏""件"三大领域。四是营商环境配套：园区推行"帮办代办"服务，设立"一站式服务"窗口，承接上级下放赋权事项24项，从企业开办到项目建设全程"一窗受理、一站办结"；推行"基金招商"模式，设立科技产业投资基金、招商投资基金，实行"政府引导、专业机构管理、市场化运作"，以股权投资撬动社会资本，服务升级为基金赋能、技术攻关、用工保障的全周期保障。2024年9月该集群获批国家级中小企业特色产业集群，现已集聚国家级专精特新"小巨人"企业3家、省级专精特新企业23家、高新技术企业49家，力争到"十五五"末主导产业年产值突破150亿元。</w:t>
+        <w:t>安徽日报报道：阜阳市颍上县围绕"延链、补链、强链"主线，依托龙头企业带动构建光电器件产业完整链条。一是构建全链条布局：依托翔胜科技、金泰光机电、特锐祥电子等龙头企业，构建起"上游光电原材料和装备—中游面板及模组生产—下游智能电子终端"的完整产业链条，全县集聚电子信息产业上下游企业160余家，2025年产业营收达122.3亿元。二是核心技术攻关：翔胜高端电阻、特锐祥高端电容、觅拓材料光刻胶光敏剂等技术均达国际先进水平；集群攻克国内35项"卡脖子"技术中的3项，每万人发明专利达25件。三是嵌入龙头配套体系：集群企业与中国电子、华为、京东方、比亚迪、TCL等龙头企业协同配套，按照"整机—零部件—关键工艺—产业集群—产业基地"发展路径，重点打造"端""屏""件"三大领域。四是营商环境配套：园区推行"帮办代办"服务，设立"一站式服务"窗口，承接上级下放赋权事项24项，从企业开办到项目建设全程"一窗受理、一站办结"；推行"基金招商"模式，设立科技产业投资基金、招商投资基金，实行"政府引导、专业机构管理、市场化运作"，以股权投资撬动社会资本，服务升级为基金赋能、技术攻关、用工保障的全周期保障。2024年9月该集群获批国家级中小企业特色产业集群，现已集聚国家级专精特新"小巨人"企业3家、省级专精特新企业23家、高新技术企业49家，力争到"十五五"末主导产业年产值突破150亿元。</w:t>
       </w:r>
     </w:p>
     <w:p>

--- a/9.14媒体信息摘报.docx
+++ b/9.14媒体信息摘报.docx
@@ -54,7 +54,7 @@
           <w:b w:val="0"/>
           <w:sz w:val="32"/>
         </w:rPr>
-        <w:t>江西日报报道：江西在全省73个县（市）中科学选定首批经济强县、农业强县、文旅美县、生态名县共25个，首批7个经济强县2025年贡献全省十分之一以上经济总量。首批经济强县通过四个机制蹚出县域特色优势产业发展之路。一是创新服务机制：贵溪经开区推行"片区长+网格长+网格员"三级联动，创新"企业投产一件事"场景，审批效率提高50%以上；信丰县对标深圳打造"信速办"品牌，"免申即享"事项占比由56%提升至87%；南昌县制造业专班实行"半小时响应+全程代办"；樟树市升级"药都政企会客厅"，27名驻企服务专员随叫随到。二是做强链主集群：坚持"一县一主业"，南昌县以江铃集团为链主聚集300余家配套企业，2025年汽车及装备产业链产值达748.56亿元；贵溪市以江铜贵溪冶炼厂为链主，带动160家规上铜企业实现营业收入3362亿元。三是深化数智转型：玉山县整县上云获批省级试点；江铃控股焊装车间自动化率达92%，每千台车停机时间从100分钟压到10.5分钟；丰城245家规上企业实施数字化改造，改造率约86%。四是强化创新驱动：丰城把3毫米铜丝延展成4.5微米电子铜箔，湖口下水国内首制万吨级纯电动智能海船，樟树为"樟树枳壳"刻上区块链数字身份证。报道按优势跃迁型、资源转化型、借势突围型对7县分类施策，提出绘制价值链图谱锚定"微笑曲线"高附加值环节、实施"一县一品"区域品牌培育计划、推进知识产权质押融资和科技保险投贷联动等建议。</w:t>
+        <w:t>江西日报报道：江西在全省73个县（市）中科学选定首批经济强县、农业强县、文旅美县、生态名县共25个，首批7个经济强县2025年贡献全省十分之一以上经济总量。首批经济强县以四个机制蹚出特色优势产业发展之路。一是创新服务机制：贵溪经开区推行"片区长+网格长+网格员"三级联动，创新"企业投产一件事"场景，审批效率提高50%以上；信丰县对标深圳打造"信速办"品牌，"免申即享"事项占比由56%提升至87%；南昌县制造业专班实行"半小时响应+全程代办"；樟树市升级"药都政企会客厅"，27名驻企服务专员随叫随到。二是做强链主集群：坚持"一县一主业"，南昌县以江铃集团为链主聚集300余家配套企业，2025年汽车及装备产业链产值达748.56亿元；贵溪市以江铜贵溪冶炼厂为链主，带动160家规上铜企业实现营业收入3362亿元。三是数智转型：玉山整县上云获批省级试点；江铃控股焊装车间自动化率达92%，每千台车停机时间从100分钟压到10.5分钟；丰城245家规上企业实施数改、改造率约86%。四是强化创新驱动：丰城把3毫米铜丝延展成4.5微米电子铜箔，湖口下水国内首制万吨级纯电动智能海船，樟树为"樟树枳壳"刻上区块链数字身份证。报道按优势跃迁型、资源转化型、借势突围型对7县分类施策，提出绘制价值链图谱锚定高附加值环节、实施"一县一品"区域品牌培育、推进知识产权质押融资和投贷联动等建议。</w:t>
       </w:r>
     </w:p>
     <w:p>
@@ -123,7 +123,7 @@
           <w:b w:val="0"/>
           <w:sz w:val="32"/>
         </w:rPr>
-        <w:t>江南都市报报道：江西围绕科技服务、现代物流、软件信息、节能环保、商务服务五大领域全链条发力，推动生产性服务业成为制造业转型升级的"隐形翅膀"。一是科技服务与工业设计下沉：南昌青葵智造的AI化学机器人一周实验量相当于一名化学硕士三年总量，可直接过滤掉80%的无效实验；全省检验检测行动已服务企业9209家，帮助企业降本增效超2000万元；专业工业设计使企业单品溢价提升超20%；赣州一家家具企业引入智能排产系统后，订单交付周期从25天压缩至12天，库存周转率提升35%。二是物流降本：峡江县探索"产业+物流"协同模式，智慧平台让空驶率下降30%，18家园区企业物流成本直降20%以上；瑞金国际陆港创新"陆港+船公司"模式，通关时间压到6小时以内；杨家岭货运站改造后物流成本下降30%，预计每年为全县工业企业省下超5000万元；多式联运"一单制"在全省推广。三是融资提速：小微企业通过"赣金普惠"平台凭日常经营流水数据两天内获批80万元信用贷款；截至2025年末，全省普惠小微贷款余额近1.1万亿元，"赣金普惠"平台撮合融资超7700亿元，90%以上投向民营企业。四是节能与商务服务创新：合同能源管理采取"零投入、共受益"分成模式，万载县一家化工企业余热回收每年节省电费近200万元；南昌经开区中小企业服务中心推出"服务菜单"，法律咨询、上市辅导、知识产权布局等近20项服务明码标价、按需点单，知识产权代理机构驻点办公。</w:t>
+        <w:t>江南都市报报道：江西围绕科技服务、现代物流、软件信息、节能环保、商务服务五大领域全链条发力生产性服务业。一是科技服务与工业设计下沉：南昌青葵智造的AI化学机器人一周实验量相当于一名化学硕士三年总量，可直接过滤掉80%的无效实验；全省检验检测行动已服务企业9209家、降本超2000万元；专业工业设计使企业单品溢价提升超20%；赣州一家家具企业引入智能排产系统后，订单交付周期从25天压缩至12天，库存周转率提升35%。二是物流降本：峡江县探索"产业+物流"协同模式，智慧平台让空驶率下降30%，18家园区企业物流成本直降20%以上；瑞金国际陆港创新"陆港+船公司"模式，通关时间压到6小时以内；杨家岭货运站改造后物流成本下降30%，预计每年为全县工业企业省下超5000万元；多式联运"一单制"在全省推广。三是融资提速：小微企业通过"赣金普惠"平台凭日常经营流水数据两天内获批80万元信用贷款；截至2025年末，全省普惠小微贷款余额近1.1万亿元，"赣金普惠"平台撮合融资超7700亿元，90%以上投向民营企业。四是节能与商务服务创新：合同能源管理采取"零投入、共受益"分成模式，万载县一家化工企业余热回收每年节省电费近200万元；南昌经开区中小企业服务中心推出近20项服务"菜单"，法律咨询、上市辅导、知识产权布局等明码标价、按需点单，知识产权代理机构驻点办公。</w:t>
       </w:r>
     </w:p>
     <w:p>
@@ -192,7 +192,7 @@
           <w:b w:val="0"/>
           <w:sz w:val="32"/>
         </w:rPr>
-        <w:t>安徽日报报道：阜阳市颍上县围绕"延链、补链、强链"主线，依托龙头企业带动构建光电器件产业完整链条。一是构建全链条布局：依托翔胜科技、金泰光机电、特锐祥电子等龙头企业，构建起"上游光电原材料和装备—中游面板及模组生产—下游智能电子终端"的完整产业链条，全县集聚电子信息产业上下游企业160余家，2025年产业营收达122.3亿元。二是核心技术攻关：翔胜高端电阻、特锐祥高端电容、觅拓材料光刻胶光敏剂等技术均达国际先进水平；集群攻克国内35项"卡脖子"技术中的3项，每万人发明专利达25件。三是嵌入龙头配套体系：集群企业与中国电子、华为、京东方、比亚迪、TCL等龙头企业协同配套，按照"整机—零部件—关键工艺—产业集群—产业基地"发展路径，重点打造"端""屏""件"三大领域。四是营商环境配套：园区推行"帮办代办"服务，设立"一站式服务"窗口，承接上级下放赋权事项24项，从企业开办到项目建设全程"一窗受理、一站办结"；推行"基金招商"模式，设立科技产业投资基金、招商投资基金，实行"政府引导、专业机构管理、市场化运作"，以股权投资撬动社会资本，服务升级为基金赋能、技术攻关、用工保障的全周期保障。2024年9月该集群获批国家级中小企业特色产业集群，现已集聚国家级专精特新"小巨人"企业3家、省级专精特新企业23家、高新技术企业49家，力争到"十五五"末主导产业年产值突破150亿元。</w:t>
+        <w:t>安徽日报报道：阜阳市颍上县围绕"延链、补链、强链"主线，依托龙头企业带动构建光电器件产业完整链条。一是构建全链条布局：依托翔胜科技、金泰光机电、特锐祥电子等龙头企业，构建起"上游光电原材料和装备—中游面板及模组生产—下游智能电子终端"的完整产业链条，全县集聚电子信息产业上下游企业160余家，2025年产业营收达122.3亿元。二是核心技术攻关：翔胜高端电阻、特锐祥高端电容、觅拓材料光刻胶光敏剂等技术均达国际先进水平；集群攻克国内35项"卡脖子"技术中的3项，每万人发明专利达25件。三是嵌入龙头配套体系：集群企业与中国电子、华为、京东方、比亚迪、TCL等龙头企业协同配套，按照"整机—零部件—关键工艺—产业集群—产业基地"发展路径，重点打造"端""屏""件"三大领域。四是营商环境配套：园区推行"帮办代办"服务，设立"一站式服务"窗口，承接上级下放赋权事项24项，从企业开办到项目建设全程"一窗受理、一站办结"；推行"基金招商"模式，设立科技产业投资基金、招商投资基金，实行"政府引导、专业机构管理、市场化运作"，以股权投资撬动社会资本，服务升级为基金赋能、技术攻关、用工保障的全周期保障。2024年9月该集群获批国家级中小企业特色产业集群，力争到"十五五"末主导产业年产值突破150亿元。</w:t>
       </w:r>
     </w:p>
     <w:p>
@@ -330,7 +330,7 @@
           <w:b w:val="0"/>
           <w:sz w:val="32"/>
         </w:rPr>
-        <w:t>四川日报刊文梳理四川融入全国统一大市场的改革路径。制度与要素领域的具体做法包括：一是完善市场基础制度，出台《四川省社会信用条例》，构建产权保护、市场准入、公平竞争、社会信用四大基础性制度省级框架，推行异地同标改革，实现川渝营业执照异地互办互发，落地"信易贷""信用代证"。二是深化要素市场化改革，19个试点县累计入市农村集体经营性建设用地133宗、1591亩；出台全国首个省级专业性人力资源市场建设指导文件，357项高频民生事项实现川渝异地通办；深化天府（四川）联合股权交易中心改革，实施"融雪行动"；在国家电网经营区内率先完成电力交易机构股份制改造，实现川渝电力余缺互济；设立全国首个省级水权交易服务中心。三是构建现代流通体系，2025年中欧班列（成渝）开行量超5000列，品牌整合以来累计开行超2.6万列。四是迭代市场监管体系，落实"首违免罚""轻微不罚"容错机制，将招投标、政府采购、招商引资作为公平竞争审查重点。五是推进川渝市场一体化，"川渝通办"持续扩容，医疗检查检验互认301项，川渝高竹新区探索形成经济区与行政区适度分离100余项改革创新成果。针对地方保护、要素错配、流通短板等堵点，文章提出：引入省级第三方常态化评估公平竞争审查并纳入绩效考核，建立重大招商项目省级提级报备审查，搭建建设用地指标线上交易平台，推动职称跨市域互认，推广多式联运"一单制""一箱制"，出台全省统一处罚裁量细则整治同案不同罚。</w:t>
+        <w:t>四川日报刊文梳理四川融入全国统一大市场的改革路径。制度与要素领域的具体做法包括：一是完善市场基础制度，出台《四川省社会信用条例》，构建产权保护、市场准入、公平竞争、社会信用四大省级制度框架，推行异地同标改革，实现川渝营业执照异地互办互发，落地"信易贷""信用代证"。二是深化要素市场化改革，19个试点县累计入市农村集体经营性建设用地133宗、1591亩；出台全国首个省级人力资源市场建设指导文件，357项高频民生事项实现川渝异地通办；深化天府（四川）联合股权交易中心改革，实施"融雪行动"；在国家电网经营区内率先完成电力交易机构股份制改造，实现川渝电力余缺互济；设立全国首个省级水权交易服务中心。三是构建现代流通体系，2025年中欧班列（成渝）开行量超5000列。四是迭代市场监管体系，落实"首违免罚""轻微不罚"容错机制，将招投标、政府采购、招商引资作为公平竞争审查重点。五是推进川渝市场一体化，"川渝通办"持续扩容，医疗检查检验互认301项，川渝高竹新区探索形成经济区与行政区适度分离100余项改革创新成果。针对地方保护、要素错配、流通短板等堵点，文章提出：引入省级第三方常态化评估公平竞争审查并纳入绩效考核，建立重大招商项目省级提级报备审查，搭建建设用地指标线上交易平台，推动职称跨市域互认，推广多式联运"一单制""一箱制"，出台全省统一处罚裁量细则整治同案不同罚。</w:t>
       </w:r>
     </w:p>
     <w:p>
